--- a/templates/Cancellation.docx
+++ b/templates/Cancellation.docx
@@ -1,6 +1,6 @@
 
 <file path=word/document.xml><?xml version="1.0" encoding="utf-8"?>
-<w:document xmlns:wpc="http://schemas.microsoft.com/office/word/2010/wordprocessingCanvas" xmlns:cx="http://schemas.microsoft.com/office/drawing/2014/chartex" xmlns:cx1="http://schemas.microsoft.com/office/drawing/2015/9/8/chartex" xmlns:cx2="http://schemas.microsoft.com/office/drawing/2015/10/21/chartex" xmlns:cx3="http://schemas.microsoft.com/office/drawing/2016/5/9/chartex" xmlns:cx4="http://schemas.microsoft.com/office/drawing/2016/5/10/chartex" xmlns:cx5="http://schemas.microsoft.com/office/drawing/2016/5/11/chartex" xmlns:cx6="http://schemas.microsoft.com/office/drawing/2016/5/12/chartex" xmlns:cx7="http://schemas.microsoft.com/office/drawing/2016/5/13/chartex" xmlns:cx8="http://schemas.microsoft.com/office/drawing/2016/5/14/chartex" xmlns:mc="http://schemas.openxmlformats.org/markup-compatibility/2006" xmlns:m="http://schemas.openxmlformats.org/officeDocument/2006/math" xmlns:aink="http://schemas.microsoft.com/office/drawing/2016/ink" xmlns:am3d="http://schemas.microsoft.com/office/drawing/2017/model3d" xmlns:oel="http://schemas.microsoft.com/office/2019/extlst" xmlns:r="http://schemas.openxmlformats.org/officeDocument/2006/relationships" xmlns:wp14="http://schemas.microsoft.com/office/word/2010/wordprocessingDrawing" xmlns:wp="http://schemas.openxmlformats.org/drawingml/2006/wordprocessingDrawing" xmlns:wpg="http://schemas.microsoft.com/office/word/2010/wordprocessingGroup" xmlns:wpi="http://schemas.microsoft.com/office/word/2010/wordprocessingInk" xmlns:wps="http://schemas.microsoft.com/office/word/2010/wordprocessingShape" xmlns:o="urn:schemas-microsoft-com:office:office" xmlns:v="urn:schemas-microsoft-com:vml" xmlns:w10="urn:schemas-microsoft-com:office:word" xmlns:w="http://schemas.openxmlformats.org/wordprocessingml/2006/main" xmlns:w14="http://schemas.microsoft.com/office/word/2010/wordml" xmlns:w15="http://schemas.microsoft.com/office/word/2012/wordml" xmlns:w16cei="http://schemas.microsoft.com/office/word/2026/wordml/cei" xmlns:w16cex="http://schemas.microsoft.com/office/word/2018/wordml/cex" xmlns:w16cid="http://schemas.microsoft.com/office/word/2016/wordml/cid" xmlns:w16="http://schemas.microsoft.com/office/word/2018/wordml" xmlns:w16sdtdh="http://schemas.microsoft.com/office/word/2020/wordml/sdtdatahash" xmlns:w16sdtfl="http://schemas.microsoft.com/office/word/2024/wordml/sdtformatlock" xmlns:w16se="http://schemas.microsoft.com/office/word/2015/wordml/symex" xmlns:w16du="http://schemas.microsoft.com/office/word/2023/wordml/word16du" xmlns:wne="http://schemas.microsoft.com/office/word/2006/wordml" mc:Ignorable="w14 w15 w16se w16cid w16 w16cex w16sdtdh w16sdtfl w16du wp14">
+<w:document xmlns:mc="http://schemas.openxmlformats.org/markup-compatibility/2006" xmlns:w="http://schemas.openxmlformats.org/wordprocessingml/2006/main" xmlns:w14="http://schemas.microsoft.com/office/word/2010/wordml" mc:Ignorable="w14 w15 w16se w16cid w16 w16cex w16sdtdh w16sdtfl w16du wp14">
   <w:body>
     <w:p>
       <w:pPr>
@@ -241,32 +241,8 @@
       </w:pPr>
     </w:p>
     <w:p>
-      <w:pPr>
-        <w:pStyle w:val="BodyText"/>
-        <w:tabs>
-          <w:tab w:val="left" w:pos="4607"/>
-          <w:tab w:val="left" w:pos="4810"/>
-          <w:tab w:val="left" w:pos="6470"/>
-        </w:tabs>
-      </w:pPr>
-      <w:r>
-        <w:t xml:space="preserve">Seller Signature: </w:t>
-      </w:r>
-      <w:r>
-        <w:rPr>
-          <w:u w:val="single"/>
-        </w:rPr>
-        <w:tab/>
-      </w:r>
-      <w:r>
-        <w:tab/>
-        <w:t xml:space="preserve">Date: </w:t>
-      </w:r>
-      <w:r>
-        <w:rPr>
-          <w:u w:val="single"/>
-        </w:rPr>
-        <w:tab/>
+      <w:r>
+        <w:t>Seller Signature 1: {{SELLER_SIGNATURE_1}} Date:</w:t>
       </w:r>
     </w:p>
     <w:p>
@@ -307,6 +283,19 @@
           <w:u w:val="single"/>
         </w:rPr>
         <w:tab/>
+      </w:r>
+    </w:p>
+    <w:p>
+      <w:pPr>
+        <w:pStyle w:val="BodyText"/>
+        <w:tabs>
+          <w:tab w:val="left" w:pos="4631"/>
+          <w:tab w:val="left" w:pos="4842"/>
+          <w:tab w:val="left" w:pos="6499"/>
+        </w:tabs>
+      </w:pPr>
+      <w:r>
+        <w:t>Seller Signature 2: {{SELLER_SIGNATURE_2}} Date:</w:t>
       </w:r>
     </w:p>
     <w:sectPr>

--- a/templates/Cancellation.docx
+++ b/templates/Cancellation.docx
@@ -1,8 +1,8 @@
 
 <file path=word/document.xml><?xml version="1.0" encoding="utf-8"?>
-<w:document xmlns:mc="http://schemas.openxmlformats.org/markup-compatibility/2006" xmlns:w="http://schemas.openxmlformats.org/wordprocessingml/2006/main" xmlns:w14="http://schemas.microsoft.com/office/word/2010/wordml" mc:Ignorable="w14 w15 w16se w16cid w16 w16cex w16sdtdh w16sdtfl w16du wp14">
+<w:document xmlns:ns1="http://schemas.openxmlformats.org/markup-compatibility/2006" xmlns:ns2="http://schemas.microsoft.com/office/word/2010/wordml" xmlns:w="http://schemas.openxmlformats.org/wordprocessingml/2006/main" ns1:Ignorable="w14 w15 w16se w16cid w16 w16cex w16sdtdh w16sdtfl w16du wp14">
   <w:body>
-    <w:p>
+    <w:p ns2:paraId="74A009EF" ns2:textId="77777777">
       <w:pPr>
         <w:pStyle w:val="Heading1"/>
       </w:pPr>
@@ -37,7 +37,7 @@
         <w:t>AGREEMENT</w:t>
       </w:r>
     </w:p>
-    <w:p>
+    <w:p ns2:paraId="3AAA0F35" ns2:textId="77777777">
       <w:pPr>
         <w:pStyle w:val="BodyText"/>
         <w:spacing w:before="362"/>
@@ -47,7 +47,7 @@
         </w:rPr>
       </w:pPr>
     </w:p>
-    <w:p>
+    <w:p ns2:paraId="291647FC" ns2:textId="0DEB1331">
       <w:pPr>
         <w:pStyle w:val="BodyText"/>
         <w:spacing w:before="1"/>
@@ -69,20 +69,57 @@
         <w:t>{{SELLER_NAME}}</w:t>
       </w:r>
     </w:p>
-    <w:p>
+    <w:p ns2:paraId="56D45F52" ns2:textId="77777777">
       <w:pPr>
         <w:pStyle w:val="BodyText"/>
         <w:spacing w:before="57"/>
       </w:pPr>
       <w:r>
-        <w:rPr>
-          <w:spacing w:val="-2"/>
-        </w:rPr>
-        <w:t>Buyer:</w:t>
-      </w:r>
-      <w:r>
-        <w:rPr>
-          <w:spacing w:val="-16"/>
+        <w:t>Buyer: {{COMPANY_NAME}}</w:t>
+      </w:r>
+    </w:p>
+    <w:p ns2:paraId="2C599F49" ns2:textId="77777777">
+      <w:pPr>
+        <w:pStyle w:val="BodyText"/>
+      </w:pPr>
+    </w:p>
+    <w:p ns2:paraId="05408CD7" ns2:textId="77777777">
+      <w:pPr>
+        <w:pStyle w:val="BodyText"/>
+        <w:spacing w:before="94"/>
+      </w:pPr>
+    </w:p>
+    <w:p ns2:paraId="1867B500" ns2:textId="6807CD10">
+      <w:pPr>
+        <w:spacing w:before="1"/>
+        <w:rPr>
+          <w:b/>
+          <w:sz w:val="28"/>
+        </w:rPr>
+      </w:pPr>
+      <w:r>
+        <w:rPr>
+          <w:sz w:val="28"/>
+        </w:rPr>
+        <w:t>Property</w:t>
+      </w:r>
+      <w:r>
+        <w:rPr>
+          <w:spacing w:val="-18"/>
+          <w:sz w:val="28"/>
+        </w:rPr>
+        <w:t xml:space="preserve"> </w:t>
+      </w:r>
+      <w:r>
+        <w:rPr>
+          <w:sz w:val="28"/>
+        </w:rPr>
+        <w:t>Address:</w:t>
+      </w:r>
+      <w:r>
+        <w:rPr>
+          <w:spacing w:val="35"/>
+          <w:sz w:val="28"/>
         </w:rPr>
         <w:t xml:space="preserve"> </w:t>
       </w:r>
@@ -90,138 +127,20 @@
         <w:rPr>
           <w:b/>
           <w:bCs/>
-          <w:spacing w:val="-2"/>
-        </w:rPr>
-        <w:t>Same</w:t>
-      </w:r>
-      <w:r>
+        </w:rPr>
+        <w:t>{{PROPERTY_ADDRESS}}</w:t>
+      </w:r>
+    </w:p>
+    <w:p ns2:paraId="5D9790DF" ns2:textId="77777777">
+      <w:pPr>
+        <w:pStyle w:val="BodyText"/>
+        <w:spacing w:before="4"/>
         <w:rPr>
           <w:b/>
-          <w:bCs/>
-          <w:spacing w:val="-15"/>
-        </w:rPr>
-        <w:t xml:space="preserve"> </w:t>
-      </w:r>
-      <w:r>
-        <w:rPr>
-          <w:b/>
-          <w:bCs/>
-          <w:spacing w:val="-2"/>
-        </w:rPr>
-        <w:t>Day</w:t>
-      </w:r>
-      <w:r>
-        <w:rPr>
-          <w:b/>
-          <w:bCs/>
-          <w:spacing w:val="-15"/>
-        </w:rPr>
-        <w:t xml:space="preserve"> </w:t>
-      </w:r>
-      <w:r>
-        <w:rPr>
-          <w:b/>
-          <w:bCs/>
-          <w:spacing w:val="-2"/>
-        </w:rPr>
-        <w:t>Home</w:t>
-      </w:r>
-      <w:r>
-        <w:rPr>
-          <w:b/>
-          <w:bCs/>
-          <w:spacing w:val="-14"/>
-        </w:rPr>
-        <w:t xml:space="preserve"> </w:t>
-      </w:r>
-      <w:r>
-        <w:rPr>
-          <w:b/>
-          <w:bCs/>
-          <w:spacing w:val="-2"/>
-        </w:rPr>
-        <w:t>Solutions</w:t>
-      </w:r>
-      <w:r>
-        <w:rPr>
-          <w:b/>
-          <w:bCs/>
-          <w:spacing w:val="-12"/>
-        </w:rPr>
-        <w:t xml:space="preserve"> </w:t>
-      </w:r>
-      <w:r>
-        <w:rPr>
-          <w:b/>
-          <w:bCs/>
-          <w:spacing w:val="-5"/>
-        </w:rPr>
-        <w:t>LLC</w:t>
-      </w:r>
-    </w:p>
-    <w:p>
-      <w:pPr>
-        <w:pStyle w:val="BodyText"/>
-      </w:pPr>
-    </w:p>
-    <w:p>
-      <w:pPr>
-        <w:pStyle w:val="BodyText"/>
-        <w:spacing w:before="94"/>
-      </w:pPr>
-    </w:p>
-    <w:p>
-      <w:pPr>
-        <w:spacing w:before="1"/>
-        <w:rPr>
-          <w:b/>
-          <w:sz w:val="28"/>
-        </w:rPr>
-      </w:pPr>
-      <w:r>
-        <w:rPr>
-          <w:sz w:val="28"/>
-        </w:rPr>
-        <w:t>Property</w:t>
-      </w:r>
-      <w:r>
-        <w:rPr>
-          <w:spacing w:val="-18"/>
-          <w:sz w:val="28"/>
-        </w:rPr>
-        <w:t xml:space="preserve"> </w:t>
-      </w:r>
-      <w:r>
-        <w:rPr>
-          <w:sz w:val="28"/>
-        </w:rPr>
-        <w:t>Address:</w:t>
-      </w:r>
-      <w:r>
-        <w:rPr>
-          <w:spacing w:val="35"/>
-          <w:sz w:val="28"/>
-        </w:rPr>
-        <w:t xml:space="preserve"> </w:t>
-      </w:r>
-      <w:r>
-        <w:rPr>
-          <w:b/>
-          <w:bCs/>
-        </w:rPr>
-        <w:t>{{PROPERTY_ADDRESS}}</w:t>
-      </w:r>
-    </w:p>
-    <w:p>
-      <w:pPr>
-        <w:pStyle w:val="BodyText"/>
-        <w:spacing w:before="4"/>
-        <w:rPr>
-          <w:b/>
-        </w:rPr>
-      </w:pPr>
-    </w:p>
-    <w:p>
+        </w:rPr>
+      </w:pPr>
+    </w:p>
+    <w:p ns2:paraId="2E01D73A" ns2:textId="3DD2B384">
       <w:pPr>
         <w:pStyle w:val="BodyText"/>
       </w:pPr>
@@ -229,34 +148,34 @@
         <w:t>{{BODY}}</w:t>
       </w:r>
     </w:p>
-    <w:p>
-      <w:pPr>
-        <w:pStyle w:val="BodyText"/>
-      </w:pPr>
-    </w:p>
-    <w:p>
+    <w:p ns2:paraId="17AA8ED6" ns2:textId="77777777">
+      <w:pPr>
+        <w:pStyle w:val="BodyText"/>
+      </w:pPr>
+    </w:p>
+    <w:p ns2:paraId="05365527" ns2:textId="77777777">
       <w:pPr>
         <w:pStyle w:val="BodyText"/>
         <w:spacing w:before="264"/>
       </w:pPr>
     </w:p>
-    <w:p>
+    <w:p ns2:paraId="106D6F7F" ns2:textId="77777777">
       <w:r>
         <w:t>Seller Signature 1: {{SELLER_SIGNATURE_1}} Date:</w:t>
       </w:r>
     </w:p>
-    <w:p>
-      <w:pPr>
-        <w:pStyle w:val="BodyText"/>
-      </w:pPr>
-    </w:p>
-    <w:p>
+    <w:p ns2:paraId="515B02B3" ns2:textId="77777777">
+      <w:pPr>
+        <w:pStyle w:val="BodyText"/>
+      </w:pPr>
+    </w:p>
+    <w:p ns2:paraId="2B836345" ns2:textId="77777777">
       <w:pPr>
         <w:pStyle w:val="BodyText"/>
         <w:spacing w:before="95"/>
       </w:pPr>
     </w:p>
-    <w:p>
+    <w:p ns2:paraId="6A842A87" ns2:textId="77777777">
       <w:pPr>
         <w:pStyle w:val="BodyText"/>
         <w:tabs>
@@ -285,7 +204,7 @@
         <w:tab/>
       </w:r>
     </w:p>
-    <w:p>
+    <w:p ns2:paraId="6A842A87" ns2:textId="77777777">
       <w:pPr>
         <w:pStyle w:val="BodyText"/>
         <w:tabs>
